--- a/marksmith-v2/test_outputs/challenger_scenario2.docx
+++ b/marksmith-v2/test_outputs/challenger_scenario2.docx
@@ -361,8 +361,8 @@
       </w:r>
     </w:p>
     <w:sectPr>
-      <w:headerReference xmlns:r="http://schemas.openxmlformats.org/officeDocument/2006/relationships" w:type="default" r:id="Rccfff1eeea0a4b99"/>
-      <w:footerReference xmlns:r="http://schemas.openxmlformats.org/officeDocument/2006/relationships" w:type="default" r:id="Rbd8c355cbeee41b8"/>
+      <w:headerReference xmlns:r="http://schemas.openxmlformats.org/officeDocument/2006/relationships" w:type="default" r:id="Ref5daa30fad84d0b"/>
+      <w:footerReference xmlns:r="http://schemas.openxmlformats.org/officeDocument/2006/relationships" w:type="default" r:id="R2ff436d15ab54892"/>
       <w:pgSz w:w="11906" w:h="16838"/>
       <w:pgMar w:top="1440" w:right="1440" w:bottom="1440" w:left="1440" w:header="576" w:footer="576" w:gutter="0"/>
       <w:pgBorders w:display="allPages" w:offsetFrom="page">

--- a/marksmith-v2/test_outputs/challenger_scenario2.docx
+++ b/marksmith-v2/test_outputs/challenger_scenario2.docx
@@ -361,8 +361,8 @@
       </w:r>
     </w:p>
     <w:sectPr>
-      <w:headerReference xmlns:r="http://schemas.openxmlformats.org/officeDocument/2006/relationships" w:type="default" r:id="Ref5daa30fad84d0b"/>
-      <w:footerReference xmlns:r="http://schemas.openxmlformats.org/officeDocument/2006/relationships" w:type="default" r:id="R2ff436d15ab54892"/>
+      <w:headerReference xmlns:r="http://schemas.openxmlformats.org/officeDocument/2006/relationships" w:type="default" r:id="Ra18d87be068e48a6"/>
+      <w:footerReference xmlns:r="http://schemas.openxmlformats.org/officeDocument/2006/relationships" w:type="default" r:id="R2a08ea5679004e9e"/>
       <w:pgSz w:w="11906" w:h="16838"/>
       <w:pgMar w:top="1440" w:right="1440" w:bottom="1440" w:left="1440" w:header="576" w:footer="576" w:gutter="0"/>
       <w:pgBorders w:display="allPages" w:offsetFrom="page">

--- a/marksmith-v2/test_outputs/challenger_scenario2.docx
+++ b/marksmith-v2/test_outputs/challenger_scenario2.docx
@@ -361,16 +361,10 @@
       </w:r>
     </w:p>
     <w:sectPr>
-      <w:headerReference xmlns:r="http://schemas.openxmlformats.org/officeDocument/2006/relationships" w:type="default" r:id="Ra18d87be068e48a6"/>
-      <w:footerReference xmlns:r="http://schemas.openxmlformats.org/officeDocument/2006/relationships" w:type="default" r:id="R2a08ea5679004e9e"/>
+      <w:headerReference xmlns:r="http://schemas.openxmlformats.org/officeDocument/2006/relationships" w:type="default" r:id="R66a208720ef64bfc"/>
+      <w:footerReference xmlns:r="http://schemas.openxmlformats.org/officeDocument/2006/relationships" w:type="default" r:id="R2080a487455e4dff"/>
       <w:pgSz w:w="11906" w:h="16838"/>
       <w:pgMar w:top="1440" w:right="1440" w:bottom="1440" w:left="1440" w:header="576" w:footer="576" w:gutter="0"/>
-      <w:pgBorders w:display="allPages" w:offsetFrom="page">
-        <w:top w:val="single" w:color="D1D5DA" w:sz="8" w:space="24"/>
-        <w:left w:val="single" w:color="D1D5DA" w:sz="8" w:space="24"/>
-        <w:bottom w:val="single" w:color="D1D5DA" w:sz="8" w:space="24"/>
-        <w:right w:val="single" w:color="D1D5DA" w:sz="8" w:space="24"/>
-      </w:pgBorders>
     </w:sectPr>
   </w:body>
 </w:document>
@@ -630,7 +624,7 @@
   <w:docDefaults>
     <w:rPrDefault>
       <w:rPr>
-        <w:rFonts w:ascii="Calibri" w:hAnsi="Calibri" w:eastAsia="Calibri" w:cs="Calibri"/>
+        <w:rFonts w:ascii="Segoe UI Variable" w:hAnsi="Segoe UI Variable" w:eastAsia="Segoe UI Variable" w:cs="Segoe UI Variable"/>
         <w:color w:val="1b1f23"/>
         <w:kern w:val="16"/>
         <w:sz w:val="22"/>
@@ -683,7 +677,7 @@
     </w:pPr>
     <w:rPr>
       <w:b/>
-      <w:color w:val="000000"/>
+      <w:color w:val="090B0C"/>
       <w:sz w:val="32"/>
       <w:szCs w:val="32"/>
     </w:rPr>
@@ -700,7 +694,7 @@
     </w:pPr>
     <w:rPr>
       <w:b/>
-      <w:color w:val="000000"/>
+      <w:color w:val="121417"/>
       <w:sz w:val="28"/>
       <w:szCs w:val="28"/>
     </w:rPr>
@@ -717,7 +711,7 @@
     </w:pPr>
     <w:rPr>
       <w:b/>
-      <w:color w:val="000000"/>
+      <w:color w:val="1b1f23"/>
       <w:sz w:val="24"/>
       <w:szCs w:val="24"/>
     </w:rPr>
@@ -734,7 +728,7 @@
     </w:pPr>
     <w:rPr>
       <w:b/>
-      <w:color w:val="000000"/>
+      <w:color w:val="1b1f23"/>
       <w:sz w:val="22"/>
       <w:szCs w:val="22"/>
     </w:rPr>

--- a/marksmith-v2/test_outputs/challenger_scenario2.docx
+++ b/marksmith-v2/test_outputs/challenger_scenario2.docx
@@ -361,8 +361,8 @@
       </w:r>
     </w:p>
     <w:sectPr>
-      <w:headerReference xmlns:r="http://schemas.openxmlformats.org/officeDocument/2006/relationships" w:type="default" r:id="R66a208720ef64bfc"/>
-      <w:footerReference xmlns:r="http://schemas.openxmlformats.org/officeDocument/2006/relationships" w:type="default" r:id="R2080a487455e4dff"/>
+      <w:headerReference xmlns:r="http://schemas.openxmlformats.org/officeDocument/2006/relationships" w:type="default" r:id="Re5ffda5b41304be3"/>
+      <w:footerReference xmlns:r="http://schemas.openxmlformats.org/officeDocument/2006/relationships" w:type="default" r:id="Ra1dc0bee6d814cac"/>
       <w:pgSz w:w="11906" w:h="16838"/>
       <w:pgMar w:top="1440" w:right="1440" w:bottom="1440" w:left="1440" w:header="576" w:footer="576" w:gutter="0"/>
     </w:sectPr>

--- a/marksmith-v2/test_outputs/challenger_scenario2.docx
+++ b/marksmith-v2/test_outputs/challenger_scenario2.docx
@@ -361,8 +361,8 @@
       </w:r>
     </w:p>
     <w:sectPr>
-      <w:headerReference xmlns:r="http://schemas.openxmlformats.org/officeDocument/2006/relationships" w:type="default" r:id="Re5ffda5b41304be3"/>
-      <w:footerReference xmlns:r="http://schemas.openxmlformats.org/officeDocument/2006/relationships" w:type="default" r:id="Ra1dc0bee6d814cac"/>
+      <w:headerReference xmlns:r="http://schemas.openxmlformats.org/officeDocument/2006/relationships" w:type="default" r:id="R00dca68297db4beb"/>
+      <w:footerReference xmlns:r="http://schemas.openxmlformats.org/officeDocument/2006/relationships" w:type="default" r:id="R43855e35d9954a8b"/>
       <w:pgSz w:w="11906" w:h="16838"/>
       <w:pgMar w:top="1440" w:right="1440" w:bottom="1440" w:left="1440" w:header="576" w:footer="576" w:gutter="0"/>
     </w:sectPr>

--- a/marksmith-v2/test_outputs/challenger_scenario2.docx
+++ b/marksmith-v2/test_outputs/challenger_scenario2.docx
@@ -361,8 +361,8 @@
       </w:r>
     </w:p>
     <w:sectPr>
-      <w:headerReference xmlns:r="http://schemas.openxmlformats.org/officeDocument/2006/relationships" w:type="default" r:id="R00dca68297db4beb"/>
-      <w:footerReference xmlns:r="http://schemas.openxmlformats.org/officeDocument/2006/relationships" w:type="default" r:id="R43855e35d9954a8b"/>
+      <w:headerReference xmlns:r="http://schemas.openxmlformats.org/officeDocument/2006/relationships" w:type="default" r:id="Rd1c7d04a74404f2e"/>
+      <w:footerReference xmlns:r="http://schemas.openxmlformats.org/officeDocument/2006/relationships" w:type="default" r:id="Rf10ebf63b4124dd6"/>
       <w:pgSz w:w="11906" w:h="16838"/>
       <w:pgMar w:top="1440" w:right="1440" w:bottom="1440" w:left="1440" w:header="576" w:footer="576" w:gutter="0"/>
     </w:sectPr>

--- a/marksmith-v2/test_outputs/challenger_scenario2.docx
+++ b/marksmith-v2/test_outputs/challenger_scenario2.docx
@@ -361,8 +361,8 @@
       </w:r>
     </w:p>
     <w:sectPr>
-      <w:headerReference xmlns:r="http://schemas.openxmlformats.org/officeDocument/2006/relationships" w:type="default" r:id="Rd1c7d04a74404f2e"/>
-      <w:footerReference xmlns:r="http://schemas.openxmlformats.org/officeDocument/2006/relationships" w:type="default" r:id="Rf10ebf63b4124dd6"/>
+      <w:headerReference xmlns:r="http://schemas.openxmlformats.org/officeDocument/2006/relationships" w:type="default" r:id="R4d623b92eef247aa"/>
+      <w:footerReference xmlns:r="http://schemas.openxmlformats.org/officeDocument/2006/relationships" w:type="default" r:id="R25df9a5a8e7547d7"/>
       <w:pgSz w:w="11906" w:h="16838"/>
       <w:pgMar w:top="1440" w:right="1440" w:bottom="1440" w:left="1440" w:header="576" w:footer="576" w:gutter="0"/>
     </w:sectPr>

--- a/marksmith-v2/test_outputs/challenger_scenario2.docx
+++ b/marksmith-v2/test_outputs/challenger_scenario2.docx
@@ -361,8 +361,8 @@
       </w:r>
     </w:p>
     <w:sectPr>
-      <w:headerReference xmlns:r="http://schemas.openxmlformats.org/officeDocument/2006/relationships" w:type="default" r:id="R4d623b92eef247aa"/>
-      <w:footerReference xmlns:r="http://schemas.openxmlformats.org/officeDocument/2006/relationships" w:type="default" r:id="R25df9a5a8e7547d7"/>
+      <w:headerReference xmlns:r="http://schemas.openxmlformats.org/officeDocument/2006/relationships" w:type="default" r:id="R38433b1f1bbb4637"/>
+      <w:footerReference xmlns:r="http://schemas.openxmlformats.org/officeDocument/2006/relationships" w:type="default" r:id="Ra7088059e08d4f2e"/>
       <w:pgSz w:w="11906" w:h="16838"/>
       <w:pgMar w:top="1440" w:right="1440" w:bottom="1440" w:left="1440" w:header="576" w:footer="576" w:gutter="0"/>
     </w:sectPr>

--- a/marksmith-v2/test_outputs/challenger_scenario2.docx
+++ b/marksmith-v2/test_outputs/challenger_scenario2.docx
@@ -361,8 +361,8 @@
       </w:r>
     </w:p>
     <w:sectPr>
-      <w:headerReference xmlns:r="http://schemas.openxmlformats.org/officeDocument/2006/relationships" w:type="default" r:id="R38433b1f1bbb4637"/>
-      <w:footerReference xmlns:r="http://schemas.openxmlformats.org/officeDocument/2006/relationships" w:type="default" r:id="Ra7088059e08d4f2e"/>
+      <w:headerReference xmlns:r="http://schemas.openxmlformats.org/officeDocument/2006/relationships" w:type="default" r:id="R7015a7d566f24fd9"/>
+      <w:footerReference xmlns:r="http://schemas.openxmlformats.org/officeDocument/2006/relationships" w:type="default" r:id="R8cfd20da6d0a4049"/>
       <w:pgSz w:w="11906" w:h="16838"/>
       <w:pgMar w:top="1440" w:right="1440" w:bottom="1440" w:left="1440" w:header="576" w:footer="576" w:gutter="0"/>
     </w:sectPr>

--- a/marksmith-v2/test_outputs/challenger_scenario2.docx
+++ b/marksmith-v2/test_outputs/challenger_scenario2.docx
@@ -361,8 +361,8 @@
       </w:r>
     </w:p>
     <w:sectPr>
-      <w:headerReference xmlns:r="http://schemas.openxmlformats.org/officeDocument/2006/relationships" w:type="default" r:id="R7015a7d566f24fd9"/>
-      <w:footerReference xmlns:r="http://schemas.openxmlformats.org/officeDocument/2006/relationships" w:type="default" r:id="R8cfd20da6d0a4049"/>
+      <w:headerReference xmlns:r="http://schemas.openxmlformats.org/officeDocument/2006/relationships" w:type="default" r:id="R6f86f02bd5a94c68"/>
+      <w:footerReference xmlns:r="http://schemas.openxmlformats.org/officeDocument/2006/relationships" w:type="default" r:id="Rf1f6f5f0b2ad474d"/>
       <w:pgSz w:w="11906" w:h="16838"/>
       <w:pgMar w:top="1440" w:right="1440" w:bottom="1440" w:left="1440" w:header="576" w:footer="576" w:gutter="0"/>
     </w:sectPr>

--- a/marksmith-v2/test_outputs/challenger_scenario2.docx
+++ b/marksmith-v2/test_outputs/challenger_scenario2.docx
@@ -361,8 +361,8 @@
       </w:r>
     </w:p>
     <w:sectPr>
-      <w:headerReference xmlns:r="http://schemas.openxmlformats.org/officeDocument/2006/relationships" w:type="default" r:id="R6f86f02bd5a94c68"/>
-      <w:footerReference xmlns:r="http://schemas.openxmlformats.org/officeDocument/2006/relationships" w:type="default" r:id="Rf1f6f5f0b2ad474d"/>
+      <w:headerReference xmlns:r="http://schemas.openxmlformats.org/officeDocument/2006/relationships" w:type="default" r:id="R950204f12ba14e38"/>
+      <w:footerReference xmlns:r="http://schemas.openxmlformats.org/officeDocument/2006/relationships" w:type="default" r:id="Rbcb85c379f14482c"/>
       <w:pgSz w:w="11906" w:h="16838"/>
       <w:pgMar w:top="1440" w:right="1440" w:bottom="1440" w:left="1440" w:header="576" w:footer="576" w:gutter="0"/>
     </w:sectPr>

--- a/marksmith-v2/test_outputs/challenger_scenario2.docx
+++ b/marksmith-v2/test_outputs/challenger_scenario2.docx
@@ -361,8 +361,8 @@
       </w:r>
     </w:p>
     <w:sectPr>
-      <w:headerReference xmlns:r="http://schemas.openxmlformats.org/officeDocument/2006/relationships" w:type="default" r:id="R950204f12ba14e38"/>
-      <w:footerReference xmlns:r="http://schemas.openxmlformats.org/officeDocument/2006/relationships" w:type="default" r:id="Rbcb85c379f14482c"/>
+      <w:headerReference xmlns:r="http://schemas.openxmlformats.org/officeDocument/2006/relationships" w:type="default" r:id="Refa2e6d42f4647e9"/>
+      <w:footerReference xmlns:r="http://schemas.openxmlformats.org/officeDocument/2006/relationships" w:type="default" r:id="R5acfcbabbc344683"/>
       <w:pgSz w:w="11906" w:h="16838"/>
       <w:pgMar w:top="1440" w:right="1440" w:bottom="1440" w:left="1440" w:header="576" w:footer="576" w:gutter="0"/>
     </w:sectPr>

--- a/marksmith-v2/test_outputs/challenger_scenario2.docx
+++ b/marksmith-v2/test_outputs/challenger_scenario2.docx
@@ -361,8 +361,8 @@
       </w:r>
     </w:p>
     <w:sectPr>
-      <w:headerReference xmlns:r="http://schemas.openxmlformats.org/officeDocument/2006/relationships" w:type="default" r:id="Refa2e6d42f4647e9"/>
-      <w:footerReference xmlns:r="http://schemas.openxmlformats.org/officeDocument/2006/relationships" w:type="default" r:id="R5acfcbabbc344683"/>
+      <w:headerReference xmlns:r="http://schemas.openxmlformats.org/officeDocument/2006/relationships" w:type="default" r:id="Rd8f70cb629704ebf"/>
+      <w:footerReference xmlns:r="http://schemas.openxmlformats.org/officeDocument/2006/relationships" w:type="default" r:id="Rcb0bb8c753ea41ae"/>
       <w:pgSz w:w="11906" w:h="16838"/>
       <w:pgMar w:top="1440" w:right="1440" w:bottom="1440" w:left="1440" w:header="576" w:footer="576" w:gutter="0"/>
     </w:sectPr>

--- a/marksmith-v2/test_outputs/challenger_scenario2.docx
+++ b/marksmith-v2/test_outputs/challenger_scenario2.docx
@@ -361,8 +361,8 @@
       </w:r>
     </w:p>
     <w:sectPr>
-      <w:headerReference xmlns:r="http://schemas.openxmlformats.org/officeDocument/2006/relationships" w:type="default" r:id="Rd8f70cb629704ebf"/>
-      <w:footerReference xmlns:r="http://schemas.openxmlformats.org/officeDocument/2006/relationships" w:type="default" r:id="Rcb0bb8c753ea41ae"/>
+      <w:headerReference xmlns:r="http://schemas.openxmlformats.org/officeDocument/2006/relationships" w:type="default" r:id="R493f99f93a9649b6"/>
+      <w:footerReference xmlns:r="http://schemas.openxmlformats.org/officeDocument/2006/relationships" w:type="default" r:id="R1139c849077145a0"/>
       <w:pgSz w:w="11906" w:h="16838"/>
       <w:pgMar w:top="1440" w:right="1440" w:bottom="1440" w:left="1440" w:header="576" w:footer="576" w:gutter="0"/>
     </w:sectPr>

--- a/marksmith-v2/test_outputs/challenger_scenario2.docx
+++ b/marksmith-v2/test_outputs/challenger_scenario2.docx
@@ -361,8 +361,8 @@
       </w:r>
     </w:p>
     <w:sectPr>
-      <w:headerReference xmlns:r="http://schemas.openxmlformats.org/officeDocument/2006/relationships" w:type="default" r:id="R493f99f93a9649b6"/>
-      <w:footerReference xmlns:r="http://schemas.openxmlformats.org/officeDocument/2006/relationships" w:type="default" r:id="R1139c849077145a0"/>
+      <w:headerReference xmlns:r="http://schemas.openxmlformats.org/officeDocument/2006/relationships" w:type="default" r:id="R07cdf884c6274eb9"/>
+      <w:footerReference xmlns:r="http://schemas.openxmlformats.org/officeDocument/2006/relationships" w:type="default" r:id="R71bad412de4e4ddf"/>
       <w:pgSz w:w="11906" w:h="16838"/>
       <w:pgMar w:top="1440" w:right="1440" w:bottom="1440" w:left="1440" w:header="576" w:footer="576" w:gutter="0"/>
     </w:sectPr>

--- a/marksmith-v2/test_outputs/challenger_scenario2.docx
+++ b/marksmith-v2/test_outputs/challenger_scenario2.docx
@@ -361,8 +361,8 @@
       </w:r>
     </w:p>
     <w:sectPr>
-      <w:headerReference xmlns:r="http://schemas.openxmlformats.org/officeDocument/2006/relationships" w:type="default" r:id="R07cdf884c6274eb9"/>
-      <w:footerReference xmlns:r="http://schemas.openxmlformats.org/officeDocument/2006/relationships" w:type="default" r:id="R71bad412de4e4ddf"/>
+      <w:headerReference xmlns:r="http://schemas.openxmlformats.org/officeDocument/2006/relationships" w:type="default" r:id="Re6760e0ee74f457c"/>
+      <w:footerReference xmlns:r="http://schemas.openxmlformats.org/officeDocument/2006/relationships" w:type="default" r:id="Rd3f62ef465c645fb"/>
       <w:pgSz w:w="11906" w:h="16838"/>
       <w:pgMar w:top="1440" w:right="1440" w:bottom="1440" w:left="1440" w:header="576" w:footer="576" w:gutter="0"/>
     </w:sectPr>

--- a/marksmith-v2/test_outputs/challenger_scenario2.docx
+++ b/marksmith-v2/test_outputs/challenger_scenario2.docx
@@ -361,8 +361,8 @@
       </w:r>
     </w:p>
     <w:sectPr>
-      <w:headerReference xmlns:r="http://schemas.openxmlformats.org/officeDocument/2006/relationships" w:type="default" r:id="Re6760e0ee74f457c"/>
-      <w:footerReference xmlns:r="http://schemas.openxmlformats.org/officeDocument/2006/relationships" w:type="default" r:id="Rd3f62ef465c645fb"/>
+      <w:headerReference xmlns:r="http://schemas.openxmlformats.org/officeDocument/2006/relationships" w:type="default" r:id="R64042749e3544301"/>
+      <w:footerReference xmlns:r="http://schemas.openxmlformats.org/officeDocument/2006/relationships" w:type="default" r:id="Rc5482ec2f9ac45fc"/>
       <w:pgSz w:w="11906" w:h="16838"/>
       <w:pgMar w:top="1440" w:right="1440" w:bottom="1440" w:left="1440" w:header="576" w:footer="576" w:gutter="0"/>
     </w:sectPr>

--- a/marksmith-v2/test_outputs/challenger_scenario2.docx
+++ b/marksmith-v2/test_outputs/challenger_scenario2.docx
@@ -361,8 +361,8 @@
       </w:r>
     </w:p>
     <w:sectPr>
-      <w:headerReference xmlns:r="http://schemas.openxmlformats.org/officeDocument/2006/relationships" w:type="default" r:id="R64042749e3544301"/>
-      <w:footerReference xmlns:r="http://schemas.openxmlformats.org/officeDocument/2006/relationships" w:type="default" r:id="Rc5482ec2f9ac45fc"/>
+      <w:headerReference xmlns:r="http://schemas.openxmlformats.org/officeDocument/2006/relationships" w:type="default" r:id="R56dfc48427304588"/>
+      <w:footerReference xmlns:r="http://schemas.openxmlformats.org/officeDocument/2006/relationships" w:type="default" r:id="R61a1a15807354598"/>
       <w:pgSz w:w="11906" w:h="16838"/>
       <w:pgMar w:top="1440" w:right="1440" w:bottom="1440" w:left="1440" w:header="576" w:footer="576" w:gutter="0"/>
     </w:sectPr>

--- a/marksmith-v2/test_outputs/challenger_scenario2.docx
+++ b/marksmith-v2/test_outputs/challenger_scenario2.docx
@@ -361,8 +361,8 @@
       </w:r>
     </w:p>
     <w:sectPr>
-      <w:headerReference xmlns:r="http://schemas.openxmlformats.org/officeDocument/2006/relationships" w:type="default" r:id="R56dfc48427304588"/>
-      <w:footerReference xmlns:r="http://schemas.openxmlformats.org/officeDocument/2006/relationships" w:type="default" r:id="R61a1a15807354598"/>
+      <w:headerReference xmlns:r="http://schemas.openxmlformats.org/officeDocument/2006/relationships" w:type="default" r:id="R6f52641e8ca44810"/>
+      <w:footerReference xmlns:r="http://schemas.openxmlformats.org/officeDocument/2006/relationships" w:type="default" r:id="Ra9ec2c4b582a4a73"/>
       <w:pgSz w:w="11906" w:h="16838"/>
       <w:pgMar w:top="1440" w:right="1440" w:bottom="1440" w:left="1440" w:header="576" w:footer="576" w:gutter="0"/>
     </w:sectPr>

--- a/marksmith-v2/test_outputs/challenger_scenario2.docx
+++ b/marksmith-v2/test_outputs/challenger_scenario2.docx
@@ -361,8 +361,8 @@
       </w:r>
     </w:p>
     <w:sectPr>
-      <w:headerReference xmlns:r="http://schemas.openxmlformats.org/officeDocument/2006/relationships" w:type="default" r:id="R6f52641e8ca44810"/>
-      <w:footerReference xmlns:r="http://schemas.openxmlformats.org/officeDocument/2006/relationships" w:type="default" r:id="Ra9ec2c4b582a4a73"/>
+      <w:headerReference xmlns:r="http://schemas.openxmlformats.org/officeDocument/2006/relationships" w:type="default" r:id="R42335c6e9d1349e5"/>
+      <w:footerReference xmlns:r="http://schemas.openxmlformats.org/officeDocument/2006/relationships" w:type="default" r:id="Rd9337a7920284aa0"/>
       <w:pgSz w:w="11906" w:h="16838"/>
       <w:pgMar w:top="1440" w:right="1440" w:bottom="1440" w:left="1440" w:header="576" w:footer="576" w:gutter="0"/>
     </w:sectPr>

--- a/marksmith-v2/test_outputs/challenger_scenario2.docx
+++ b/marksmith-v2/test_outputs/challenger_scenario2.docx
@@ -361,8 +361,8 @@
       </w:r>
     </w:p>
     <w:sectPr>
-      <w:headerReference xmlns:r="http://schemas.openxmlformats.org/officeDocument/2006/relationships" w:type="default" r:id="R42335c6e9d1349e5"/>
-      <w:footerReference xmlns:r="http://schemas.openxmlformats.org/officeDocument/2006/relationships" w:type="default" r:id="Rd9337a7920284aa0"/>
+      <w:headerReference xmlns:r="http://schemas.openxmlformats.org/officeDocument/2006/relationships" w:type="default" r:id="Rc4ad4ef47fac4521"/>
+      <w:footerReference xmlns:r="http://schemas.openxmlformats.org/officeDocument/2006/relationships" w:type="default" r:id="R0ef9d7c78be548da"/>
       <w:pgSz w:w="11906" w:h="16838"/>
       <w:pgMar w:top="1440" w:right="1440" w:bottom="1440" w:left="1440" w:header="576" w:footer="576" w:gutter="0"/>
     </w:sectPr>

--- a/marksmith-v2/test_outputs/challenger_scenario2.docx
+++ b/marksmith-v2/test_outputs/challenger_scenario2.docx
@@ -361,8 +361,8 @@
       </w:r>
     </w:p>
     <w:sectPr>
-      <w:headerReference xmlns:r="http://schemas.openxmlformats.org/officeDocument/2006/relationships" w:type="default" r:id="Rc4ad4ef47fac4521"/>
-      <w:footerReference xmlns:r="http://schemas.openxmlformats.org/officeDocument/2006/relationships" w:type="default" r:id="R0ef9d7c78be548da"/>
+      <w:headerReference xmlns:r="http://schemas.openxmlformats.org/officeDocument/2006/relationships" w:type="default" r:id="R88cee16f90f64520"/>
+      <w:footerReference xmlns:r="http://schemas.openxmlformats.org/officeDocument/2006/relationships" w:type="default" r:id="Rce40471d996b4ad7"/>
       <w:pgSz w:w="11906" w:h="16838"/>
       <w:pgMar w:top="1440" w:right="1440" w:bottom="1440" w:left="1440" w:header="576" w:footer="576" w:gutter="0"/>
     </w:sectPr>
@@ -779,4 +779,22 @@
     </w:rPr>
   </w:style>
 </w:styles>
+</file>
+
+<file path=customXml/item.xml><?xml version="1.0" encoding="utf-8"?>
+<marksmithSource schema="marksmith-source-v1" version="2.0.0.0" exportedUtc="2026-07-31T16:52:29.6706337Z" theme="GitHub Light" mermaidMode="1">
+  <markdown><![CDATA[# Interactive Tabbed Content
+:::tabs
+:::tab title="Overview"
+This is the **Overview** section content.
+:::
+:::tab title="Specifications"
+These are the **Specifications** details.
+:::
+:::tab title="Architecture"
+This is the **Architecture** system design.
+:::
+:::
+]]></markdown>
+</marksmithSource>
 </file>
--- a/marksmith-v2/test_outputs/challenger_scenario2.docx
+++ b/marksmith-v2/test_outputs/challenger_scenario2.docx
@@ -361,8 +361,8 @@
       </w:r>
     </w:p>
     <w:sectPr>
-      <w:headerReference xmlns:r="http://schemas.openxmlformats.org/officeDocument/2006/relationships" w:type="default" r:id="R88cee16f90f64520"/>
-      <w:footerReference xmlns:r="http://schemas.openxmlformats.org/officeDocument/2006/relationships" w:type="default" r:id="Rce40471d996b4ad7"/>
+      <w:headerReference xmlns:r="http://schemas.openxmlformats.org/officeDocument/2006/relationships" w:type="default" r:id="Rd2795089f07f45af"/>
+      <w:footerReference xmlns:r="http://schemas.openxmlformats.org/officeDocument/2006/relationships" w:type="default" r:id="Ra05758dec1f94520"/>
       <w:pgSz w:w="11906" w:h="16838"/>
       <w:pgMar w:top="1440" w:right="1440" w:bottom="1440" w:left="1440" w:header="576" w:footer="576" w:gutter="0"/>
     </w:sectPr>
@@ -782,7 +782,7 @@
 </file>
 
 <file path=customXml/item.xml><?xml version="1.0" encoding="utf-8"?>
-<marksmithSource schema="marksmith-source-v1" version="2.0.0.0" exportedUtc="2026-07-31T16:52:29.6706337Z" theme="GitHub Light" mermaidMode="1">
+<marksmithSource schema="marksmith-source-v1" version="2.0.0.0" exportedUtc="2026-08-01T10:53:21.2012582Z" theme="GitHub Light" mermaidMode="1">
   <markdown><![CDATA[# Interactive Tabbed Content
 :::tabs
 :::tab title="Overview"
